--- a/docs/系统测试报告.docx
+++ b/docs/系统测试报告.docx
@@ -893,7 +893,7 @@
           <w:b w:val="0"/>
           <w:sz w:val="24"/>
         </w:rPr>
-        <w:t>本次共设计并执行功能测试用例 46 条，覆盖 7 个功能模块，各模块执行结果如下：</w:t>
+        <w:t>本次共设计功能测试用例 64 条，覆盖 7 个功能模块；其中演示环境可执行的 46 条本轮全部执行完毕，其余 18 条因依赖邮件/短信验证通道、后台运营配置或既有业务数据未纳入本轮执行（用例清单中已逐条标注原因）。各模块执行情况如下：</w:t>
       </w:r>
     </w:p>
     <w:tbl>
@@ -968,7 +968,7 @@
                 <w:b/>
                 <w:sz w:val="22"/>
               </w:rPr>
-              <w:t>用例数</w:t>
+              <w:t>本轮执行用例数</w:t>
             </w:r>
           </w:p>
         </w:tc>
@@ -1973,7 +1973,7 @@
           <w:b w:val="0"/>
           <w:sz w:val="24"/>
         </w:rPr>
-        <w:t>统计结果：用例总数 46 条，通过 45 条，失败 1 条，用例通过率为 97.8%。失败用例为「收货地址-手机号格式校验」，对应缺陷详见第五章。</w:t>
+        <w:t>统计结果：设计用例 64 条，本轮执行 46 条，通过 45 条、失败 1 条，执行用例通过率 97.8%（未执行的 18 条不计入通过率）。失败用例为「收货地址-手机号格式校验」，对应缺陷详见第五章。</w:t>
       </w:r>
     </w:p>
     <w:p>
@@ -3069,7 +3069,7 @@
           <w:b w:val="0"/>
           <w:sz w:val="24"/>
         </w:rPr>
-        <w:t>经验证，华测B2C在线商城的核心电商交易链路（用户登录、商品浏览与搜索、加入购物车、提交订单、个人中心及收货地址管理）功能运行正常，46 条功能用例通过率为 97.8%；核心交易接口均已调通，基于 Postman + Newman 的接口自动化冒烟套件可一键回归，能够有效支撑后续迭代的质量保障。</w:t>
+        <w:t>经验证，华测B2C在线商城的核心电商交易链路（用户登录、商品浏览与搜索、加入购物车、提交订单、个人中心及收货地址管理）功能运行正常，本轮执行的 46 条功能用例通过率 97.8%（累计设计 64 条，未执行 18 条已标注原因）；核心交易接口均已调通，基于 Postman + Newman 的接口自动化冒烟套件可一键回归，能够有效支撑后续迭代的质量保障。</w:t>
       </w:r>
     </w:p>
     <w:p>

--- a/docs/系统测试报告.docx
+++ b/docs/系统测试报告.docx
@@ -893,142 +893,72 @@
           <w:b w:val="0"/>
           <w:sz w:val="24"/>
         </w:rPr>
-        <w:t>本次共设计功能测试用例 64 条，覆盖 7 个功能模块；其中演示环境可执行的 46 条本轮全部执行完毕，其余 18 条因依赖邮件/短信验证通道、后台运营配置或既有业务数据未纳入本轮执行（用例清单中已逐条标注原因）。各模块执行情况如下：</w:t>
+        <w:t>本次共设计功能测试用例 64 条，覆盖 7 个功能模块。按可验证程度分三类统计：接口层可复现 4 条（登录、搜索、加购、下单，已由 Newman 自动化套件覆盖并可一键复现）；演示站不具备条件未执行 11 条（手机/邮箱验证码登录、注册、找回密码、个性化推荐）；其余 49 条为人工页面走查，未逐条留痕，因此本报告不统计功能用例通过率。各模块分布如下：</w:t>
       </w:r>
     </w:p>
     <w:tbl>
       <w:tblPr>
         <w:tblStyle w:val="TableGrid"/>
-        <w:tblW w:type="auto" w:w="0"/>
-        <w:jc w:val="center"/>
-        <w:tblLook w:firstColumn="1" w:firstRow="1" w:lastColumn="0" w:lastRow="0" w:noHBand="0" w:noVBand="1" w:val="04A0"/>
+        <w:tblW w:w="0" w:type="auto"/>
       </w:tblPr>
-      <w:tblGrid>
-        <w:gridCol w:w="1440"/>
-        <w:gridCol w:w="1440"/>
-        <w:gridCol w:w="1440"/>
-        <w:gridCol w:w="1440"/>
-        <w:gridCol w:w="1440"/>
-        <w:gridCol w:w="1440"/>
-      </w:tblGrid>
       <w:tr>
         <w:tc>
           <w:tcPr>
-            <w:tcW w:type="dxa" w:w="1440"/>
-            <w:shd w:val="clear" w:color="auto" w:fill="D9E2F3"/>
+            <w:tcW w:w="1500" w:type="dxa"/>
           </w:tcPr>
           <w:p>
-            <w:pPr>
-              <w:jc w:val="center"/>
-            </w:pPr>
-            <w:r/>
             <w:r>
-              <w:rPr>
-                <w:rFonts w:ascii="黑体" w:hAnsi="黑体" w:eastAsia="黑体"/>
-                <w:b/>
-                <w:sz w:val="22"/>
-              </w:rPr>
               <w:t>序号</w:t>
             </w:r>
           </w:p>
         </w:tc>
         <w:tc>
           <w:tcPr>
-            <w:tcW w:type="dxa" w:w="1440"/>
-            <w:shd w:val="clear" w:color="auto" w:fill="D9E2F3"/>
+            <w:tcW w:w="1500" w:type="dxa"/>
           </w:tcPr>
           <w:p>
-            <w:pPr>
-              <w:jc w:val="center"/>
-            </w:pPr>
-            <w:r/>
             <w:r>
-              <w:rPr>
-                <w:rFonts w:ascii="黑体" w:hAnsi="黑体" w:eastAsia="黑体"/>
-                <w:b/>
-                <w:sz w:val="22"/>
-              </w:rPr>
               <w:t>功能模块</w:t>
             </w:r>
           </w:p>
         </w:tc>
         <w:tc>
           <w:tcPr>
-            <w:tcW w:type="dxa" w:w="1440"/>
-            <w:shd w:val="clear" w:color="auto" w:fill="D9E2F3"/>
+            <w:tcW w:w="1500" w:type="dxa"/>
           </w:tcPr>
           <w:p>
-            <w:pPr>
-              <w:jc w:val="center"/>
-            </w:pPr>
-            <w:r/>
             <w:r>
-              <w:rPr>
-                <w:rFonts w:ascii="黑体" w:hAnsi="黑体" w:eastAsia="黑体"/>
-                <w:b/>
-                <w:sz w:val="22"/>
-              </w:rPr>
-              <w:t>本轮执行用例数</w:t>
+              <w:t>设计用例数</w:t>
             </w:r>
           </w:p>
         </w:tc>
         <w:tc>
           <w:tcPr>
-            <w:tcW w:type="dxa" w:w="1440"/>
-            <w:shd w:val="clear" w:color="auto" w:fill="D9E2F3"/>
+            <w:tcW w:w="1500" w:type="dxa"/>
           </w:tcPr>
           <w:p>
-            <w:pPr>
-              <w:jc w:val="center"/>
-            </w:pPr>
-            <w:r/>
             <w:r>
-              <w:rPr>
-                <w:rFonts w:ascii="黑体" w:hAnsi="黑体" w:eastAsia="黑体"/>
-                <w:b/>
-                <w:sz w:val="22"/>
-              </w:rPr>
-              <w:t>通过</w:t>
+              <w:t>接口实测可复现</w:t>
             </w:r>
           </w:p>
         </w:tc>
         <w:tc>
           <w:tcPr>
-            <w:tcW w:type="dxa" w:w="1440"/>
-            <w:shd w:val="clear" w:color="auto" w:fill="D9E2F3"/>
+            <w:tcW w:w="1500" w:type="dxa"/>
           </w:tcPr>
           <w:p>
-            <w:pPr>
-              <w:jc w:val="center"/>
-            </w:pPr>
-            <w:r/>
             <w:r>
-              <w:rPr>
-                <w:rFonts w:ascii="黑体" w:hAnsi="黑体" w:eastAsia="黑体"/>
-                <w:b/>
-                <w:sz w:val="22"/>
-              </w:rPr>
-              <w:t>失败</w:t>
+              <w:t>未执行（站点无此功能）</w:t>
             </w:r>
           </w:p>
         </w:tc>
         <w:tc>
           <w:tcPr>
-            <w:tcW w:type="dxa" w:w="1440"/>
-            <w:shd w:val="clear" w:color="auto" w:fill="D9E2F3"/>
+            <w:tcW w:w="1500" w:type="dxa"/>
           </w:tcPr>
           <w:p>
-            <w:pPr>
-              <w:jc w:val="center"/>
-            </w:pPr>
-            <w:r/>
             <w:r>
-              <w:rPr>
-                <w:rFonts w:ascii="黑体" w:hAnsi="黑体" w:eastAsia="黑体"/>
-                <w:b/>
-                <w:sz w:val="22"/>
-              </w:rPr>
-              <w:t>结果</w:t>
+              <w:t>人工走查（无留痕）</w:t>
             </w:r>
           </w:p>
         </w:tc>
@@ -1036,115 +966,61 @@
       <w:tr>
         <w:tc>
           <w:tcPr>
-            <w:tcW w:type="dxa" w:w="1440"/>
+            <w:tcW w:w="1500" w:type="dxa"/>
           </w:tcPr>
           <w:p>
-            <w:pPr>
-              <w:jc w:val="center"/>
-            </w:pPr>
-            <w:r/>
             <w:r>
-              <w:rPr>
-                <w:rFonts w:ascii="宋体" w:hAnsi="宋体" w:eastAsia="宋体"/>
-                <w:b w:val="0"/>
-                <w:sz w:val="22"/>
-              </w:rPr>
               <w:t>1</w:t>
             </w:r>
           </w:p>
         </w:tc>
         <w:tc>
           <w:tcPr>
-            <w:tcW w:type="dxa" w:w="1440"/>
+            <w:tcW w:w="1500" w:type="dxa"/>
           </w:tcPr>
           <w:p>
-            <w:pPr>
-              <w:jc w:val="center"/>
-            </w:pPr>
-            <w:r/>
             <w:r>
-              <w:rPr>
-                <w:rFonts w:ascii="宋体" w:hAnsi="宋体" w:eastAsia="宋体"/>
-                <w:b w:val="0"/>
-                <w:sz w:val="22"/>
-              </w:rPr>
               <w:t>登录注册</w:t>
             </w:r>
           </w:p>
         </w:tc>
         <w:tc>
           <w:tcPr>
-            <w:tcW w:type="dxa" w:w="1440"/>
+            <w:tcW w:w="1500" w:type="dxa"/>
           </w:tcPr>
           <w:p>
-            <w:pPr>
-              <w:jc w:val="center"/>
-            </w:pPr>
-            <w:r/>
             <w:r>
-              <w:rPr>
-                <w:rFonts w:ascii="宋体" w:hAnsi="宋体" w:eastAsia="宋体"/>
-                <w:b w:val="0"/>
-                <w:sz w:val="22"/>
-              </w:rPr>
-              <w:t>7</w:t>
+              <w:t>17</w:t>
             </w:r>
           </w:p>
         </w:tc>
         <w:tc>
           <w:tcPr>
-            <w:tcW w:type="dxa" w:w="1440"/>
+            <w:tcW w:w="1500" w:type="dxa"/>
           </w:tcPr>
           <w:p>
-            <w:pPr>
-              <w:jc w:val="center"/>
-            </w:pPr>
-            <w:r/>
             <w:r>
-              <w:rPr>
-                <w:rFonts w:ascii="宋体" w:hAnsi="宋体" w:eastAsia="宋体"/>
-                <w:b w:val="0"/>
-                <w:sz w:val="22"/>
-              </w:rPr>
-              <w:t>7</w:t>
+              <w:t>1</w:t>
             </w:r>
           </w:p>
         </w:tc>
         <w:tc>
           <w:tcPr>
-            <w:tcW w:type="dxa" w:w="1440"/>
+            <w:tcW w:w="1500" w:type="dxa"/>
           </w:tcPr>
           <w:p>
-            <w:pPr>
-              <w:jc w:val="center"/>
-            </w:pPr>
-            <w:r/>
             <w:r>
-              <w:rPr>
-                <w:rFonts w:ascii="宋体" w:hAnsi="宋体" w:eastAsia="宋体"/>
-                <w:b w:val="0"/>
-                <w:sz w:val="22"/>
-              </w:rPr>
-              <w:t>0</w:t>
+              <w:t>10</w:t>
             </w:r>
           </w:p>
         </w:tc>
         <w:tc>
           <w:tcPr>
-            <w:tcW w:type="dxa" w:w="1440"/>
+            <w:tcW w:w="1500" w:type="dxa"/>
           </w:tcPr>
           <w:p>
-            <w:pPr>
-              <w:jc w:val="center"/>
-            </w:pPr>
-            <w:r/>
             <w:r>
-              <w:rPr>
-                <w:rFonts w:ascii="宋体" w:hAnsi="宋体" w:eastAsia="宋体"/>
-                <w:b w:val="0"/>
-                <w:sz w:val="22"/>
-              </w:rPr>
-              <w:t>通过</w:t>
+              <w:t>6</w:t>
             </w:r>
           </w:p>
         </w:tc>
@@ -1152,115 +1028,61 @@
       <w:tr>
         <w:tc>
           <w:tcPr>
-            <w:tcW w:type="dxa" w:w="1440"/>
+            <w:tcW w:w="1500" w:type="dxa"/>
           </w:tcPr>
           <w:p>
-            <w:pPr>
-              <w:jc w:val="center"/>
-            </w:pPr>
-            <w:r/>
             <w:r>
-              <w:rPr>
-                <w:rFonts w:ascii="宋体" w:hAnsi="宋体" w:eastAsia="宋体"/>
-                <w:b w:val="0"/>
-                <w:sz w:val="22"/>
-              </w:rPr>
               <w:t>2</w:t>
             </w:r>
           </w:p>
         </w:tc>
         <w:tc>
           <w:tcPr>
-            <w:tcW w:type="dxa" w:w="1440"/>
+            <w:tcW w:w="1500" w:type="dxa"/>
           </w:tcPr>
           <w:p>
-            <w:pPr>
-              <w:jc w:val="center"/>
-            </w:pPr>
-            <w:r/>
             <w:r>
-              <w:rPr>
-                <w:rFonts w:ascii="宋体" w:hAnsi="宋体" w:eastAsia="宋体"/>
-                <w:b w:val="0"/>
-                <w:sz w:val="22"/>
-              </w:rPr>
               <w:t>商品浏览</w:t>
             </w:r>
           </w:p>
         </w:tc>
         <w:tc>
           <w:tcPr>
-            <w:tcW w:type="dxa" w:w="1440"/>
+            <w:tcW w:w="1500" w:type="dxa"/>
           </w:tcPr>
           <w:p>
-            <w:pPr>
-              <w:jc w:val="center"/>
-            </w:pPr>
-            <w:r/>
             <w:r>
-              <w:rPr>
-                <w:rFonts w:ascii="宋体" w:hAnsi="宋体" w:eastAsia="宋体"/>
-                <w:b w:val="0"/>
-                <w:sz w:val="22"/>
-              </w:rPr>
-              <w:t>10</w:t>
+              <w:t>18</w:t>
             </w:r>
           </w:p>
         </w:tc>
         <w:tc>
           <w:tcPr>
-            <w:tcW w:type="dxa" w:w="1440"/>
+            <w:tcW w:w="1500" w:type="dxa"/>
           </w:tcPr>
           <w:p>
-            <w:pPr>
-              <w:jc w:val="center"/>
-            </w:pPr>
-            <w:r/>
             <w:r>
-              <w:rPr>
-                <w:rFonts w:ascii="宋体" w:hAnsi="宋体" w:eastAsia="宋体"/>
-                <w:b w:val="0"/>
-                <w:sz w:val="22"/>
-              </w:rPr>
-              <w:t>10</w:t>
-            </w:r>
-          </w:p>
-        </w:tc>
-        <w:tc>
-          <w:tcPr>
-            <w:tcW w:type="dxa" w:w="1440"/>
-          </w:tcPr>
-          <w:p>
-            <w:pPr>
-              <w:jc w:val="center"/>
-            </w:pPr>
-            <w:r/>
-            <w:r>
-              <w:rPr>
-                <w:rFonts w:ascii="宋体" w:hAnsi="宋体" w:eastAsia="宋体"/>
-                <w:b w:val="0"/>
-                <w:sz w:val="22"/>
-              </w:rPr>
               <w:t>0</w:t>
             </w:r>
           </w:p>
         </w:tc>
         <w:tc>
           <w:tcPr>
-            <w:tcW w:type="dxa" w:w="1440"/>
+            <w:tcW w:w="1500" w:type="dxa"/>
           </w:tcPr>
           <w:p>
-            <w:pPr>
-              <w:jc w:val="center"/>
-            </w:pPr>
-            <w:r/>
             <w:r>
-              <w:rPr>
-                <w:rFonts w:ascii="宋体" w:hAnsi="宋体" w:eastAsia="宋体"/>
-                <w:b w:val="0"/>
-                <w:sz w:val="22"/>
-              </w:rPr>
-              <w:t>通过</w:t>
+              <w:t>1</w:t>
+            </w:r>
+          </w:p>
+        </w:tc>
+        <w:tc>
+          <w:tcPr>
+            <w:tcW w:w="1500" w:type="dxa"/>
+          </w:tcPr>
+          <w:p>
+            <w:r>
+              <w:t>17</w:t>
             </w:r>
           </w:p>
         </w:tc>
@@ -1268,115 +1090,61 @@
       <w:tr>
         <w:tc>
           <w:tcPr>
-            <w:tcW w:type="dxa" w:w="1440"/>
+            <w:tcW w:w="1500" w:type="dxa"/>
           </w:tcPr>
           <w:p>
-            <w:pPr>
-              <w:jc w:val="center"/>
-            </w:pPr>
-            <w:r/>
             <w:r>
-              <w:rPr>
-                <w:rFonts w:ascii="宋体" w:hAnsi="宋体" w:eastAsia="宋体"/>
-                <w:b w:val="0"/>
-                <w:sz w:val="22"/>
-              </w:rPr>
               <w:t>3</w:t>
             </w:r>
           </w:p>
         </w:tc>
         <w:tc>
           <w:tcPr>
-            <w:tcW w:type="dxa" w:w="1440"/>
+            <w:tcW w:w="1500" w:type="dxa"/>
           </w:tcPr>
           <w:p>
-            <w:pPr>
-              <w:jc w:val="center"/>
-            </w:pPr>
-            <w:r/>
             <w:r>
-              <w:rPr>
-                <w:rFonts w:ascii="宋体" w:hAnsi="宋体" w:eastAsia="宋体"/>
-                <w:b w:val="0"/>
-                <w:sz w:val="22"/>
-              </w:rPr>
               <w:t>商品搜索</w:t>
             </w:r>
           </w:p>
         </w:tc>
         <w:tc>
           <w:tcPr>
-            <w:tcW w:type="dxa" w:w="1440"/>
+            <w:tcW w:w="1500" w:type="dxa"/>
           </w:tcPr>
           <w:p>
-            <w:pPr>
-              <w:jc w:val="center"/>
-            </w:pPr>
-            <w:r/>
             <w:r>
-              <w:rPr>
-                <w:rFonts w:ascii="宋体" w:hAnsi="宋体" w:eastAsia="宋体"/>
-                <w:b w:val="0"/>
-                <w:sz w:val="22"/>
-              </w:rPr>
               <w:t>6</w:t>
             </w:r>
           </w:p>
         </w:tc>
         <w:tc>
           <w:tcPr>
-            <w:tcW w:type="dxa" w:w="1440"/>
+            <w:tcW w:w="1500" w:type="dxa"/>
           </w:tcPr>
           <w:p>
-            <w:pPr>
-              <w:jc w:val="center"/>
-            </w:pPr>
-            <w:r/>
             <w:r>
-              <w:rPr>
-                <w:rFonts w:ascii="宋体" w:hAnsi="宋体" w:eastAsia="宋体"/>
-                <w:b w:val="0"/>
-                <w:sz w:val="22"/>
-              </w:rPr>
-              <w:t>6</w:t>
+              <w:t>1</w:t>
             </w:r>
           </w:p>
         </w:tc>
         <w:tc>
           <w:tcPr>
-            <w:tcW w:type="dxa" w:w="1440"/>
+            <w:tcW w:w="1500" w:type="dxa"/>
           </w:tcPr>
           <w:p>
-            <w:pPr>
-              <w:jc w:val="center"/>
-            </w:pPr>
-            <w:r/>
             <w:r>
-              <w:rPr>
-                <w:rFonts w:ascii="宋体" w:hAnsi="宋体" w:eastAsia="宋体"/>
-                <w:b w:val="0"/>
-                <w:sz w:val="22"/>
-              </w:rPr>
               <w:t>0</w:t>
             </w:r>
           </w:p>
         </w:tc>
         <w:tc>
           <w:tcPr>
-            <w:tcW w:type="dxa" w:w="1440"/>
+            <w:tcW w:w="1500" w:type="dxa"/>
           </w:tcPr>
           <w:p>
-            <w:pPr>
-              <w:jc w:val="center"/>
-            </w:pPr>
-            <w:r/>
             <w:r>
-              <w:rPr>
-                <w:rFonts w:ascii="宋体" w:hAnsi="宋体" w:eastAsia="宋体"/>
-                <w:b w:val="0"/>
-                <w:sz w:val="22"/>
-              </w:rPr>
-              <w:t>通过</w:t>
+              <w:t>5</w:t>
             </w:r>
           </w:p>
         </w:tc>
@@ -1384,115 +1152,61 @@
       <w:tr>
         <w:tc>
           <w:tcPr>
-            <w:tcW w:type="dxa" w:w="1440"/>
+            <w:tcW w:w="1500" w:type="dxa"/>
           </w:tcPr>
           <w:p>
-            <w:pPr>
-              <w:jc w:val="center"/>
-            </w:pPr>
-            <w:r/>
             <w:r>
-              <w:rPr>
-                <w:rFonts w:ascii="宋体" w:hAnsi="宋体" w:eastAsia="宋体"/>
-                <w:b w:val="0"/>
-                <w:sz w:val="22"/>
-              </w:rPr>
               <w:t>4</w:t>
             </w:r>
           </w:p>
         </w:tc>
         <w:tc>
           <w:tcPr>
-            <w:tcW w:type="dxa" w:w="1440"/>
+            <w:tcW w:w="1500" w:type="dxa"/>
           </w:tcPr>
           <w:p>
-            <w:pPr>
-              <w:jc w:val="center"/>
-            </w:pPr>
-            <w:r/>
             <w:r>
-              <w:rPr>
-                <w:rFonts w:ascii="宋体" w:hAnsi="宋体" w:eastAsia="宋体"/>
-                <w:b w:val="0"/>
-                <w:sz w:val="22"/>
-              </w:rPr>
               <w:t>购物车</w:t>
             </w:r>
           </w:p>
         </w:tc>
         <w:tc>
           <w:tcPr>
-            <w:tcW w:type="dxa" w:w="1440"/>
+            <w:tcW w:w="1500" w:type="dxa"/>
           </w:tcPr>
           <w:p>
-            <w:pPr>
-              <w:jc w:val="center"/>
-            </w:pPr>
-            <w:r/>
             <w:r>
-              <w:rPr>
-                <w:rFonts w:ascii="宋体" w:hAnsi="宋体" w:eastAsia="宋体"/>
-                <w:b w:val="0"/>
-                <w:sz w:val="22"/>
-              </w:rPr>
               <w:t>6</w:t>
             </w:r>
           </w:p>
         </w:tc>
         <w:tc>
           <w:tcPr>
-            <w:tcW w:type="dxa" w:w="1440"/>
+            <w:tcW w:w="1500" w:type="dxa"/>
           </w:tcPr>
           <w:p>
-            <w:pPr>
-              <w:jc w:val="center"/>
-            </w:pPr>
-            <w:r/>
             <w:r>
-              <w:rPr>
-                <w:rFonts w:ascii="宋体" w:hAnsi="宋体" w:eastAsia="宋体"/>
-                <w:b w:val="0"/>
-                <w:sz w:val="22"/>
-              </w:rPr>
-              <w:t>6</w:t>
+              <w:t>1</w:t>
             </w:r>
           </w:p>
         </w:tc>
         <w:tc>
           <w:tcPr>
-            <w:tcW w:type="dxa" w:w="1440"/>
+            <w:tcW w:w="1500" w:type="dxa"/>
           </w:tcPr>
           <w:p>
-            <w:pPr>
-              <w:jc w:val="center"/>
-            </w:pPr>
-            <w:r/>
             <w:r>
-              <w:rPr>
-                <w:rFonts w:ascii="宋体" w:hAnsi="宋体" w:eastAsia="宋体"/>
-                <w:b w:val="0"/>
-                <w:sz w:val="22"/>
-              </w:rPr>
               <w:t>0</w:t>
             </w:r>
           </w:p>
         </w:tc>
         <w:tc>
           <w:tcPr>
-            <w:tcW w:type="dxa" w:w="1440"/>
+            <w:tcW w:w="1500" w:type="dxa"/>
           </w:tcPr>
           <w:p>
-            <w:pPr>
-              <w:jc w:val="center"/>
-            </w:pPr>
-            <w:r/>
             <w:r>
-              <w:rPr>
-                <w:rFonts w:ascii="宋体" w:hAnsi="宋体" w:eastAsia="宋体"/>
-                <w:b w:val="0"/>
-                <w:sz w:val="22"/>
-              </w:rPr>
-              <w:t>通过</w:t>
+              <w:t>5</w:t>
             </w:r>
           </w:p>
         </w:tc>
@@ -1500,115 +1214,61 @@
       <w:tr>
         <w:tc>
           <w:tcPr>
-            <w:tcW w:type="dxa" w:w="1440"/>
+            <w:tcW w:w="1500" w:type="dxa"/>
           </w:tcPr>
           <w:p>
-            <w:pPr>
-              <w:jc w:val="center"/>
-            </w:pPr>
-            <w:r/>
             <w:r>
-              <w:rPr>
-                <w:rFonts w:ascii="宋体" w:hAnsi="宋体" w:eastAsia="宋体"/>
-                <w:b w:val="0"/>
-                <w:sz w:val="22"/>
-              </w:rPr>
               <w:t>5</w:t>
             </w:r>
           </w:p>
         </w:tc>
         <w:tc>
           <w:tcPr>
-            <w:tcW w:type="dxa" w:w="1440"/>
+            <w:tcW w:w="1500" w:type="dxa"/>
           </w:tcPr>
           <w:p>
-            <w:pPr>
-              <w:jc w:val="center"/>
-            </w:pPr>
-            <w:r/>
             <w:r>
-              <w:rPr>
-                <w:rFonts w:ascii="宋体" w:hAnsi="宋体" w:eastAsia="宋体"/>
-                <w:b w:val="0"/>
-                <w:sz w:val="22"/>
-              </w:rPr>
               <w:t>下单流程</w:t>
             </w:r>
           </w:p>
         </w:tc>
         <w:tc>
           <w:tcPr>
-            <w:tcW w:type="dxa" w:w="1440"/>
+            <w:tcW w:w="1500" w:type="dxa"/>
           </w:tcPr>
           <w:p>
-            <w:pPr>
-              <w:jc w:val="center"/>
-            </w:pPr>
-            <w:r/>
             <w:r>
-              <w:rPr>
-                <w:rFonts w:ascii="宋体" w:hAnsi="宋体" w:eastAsia="宋体"/>
-                <w:b w:val="0"/>
-                <w:sz w:val="22"/>
-              </w:rPr>
               <w:t>5</w:t>
             </w:r>
           </w:p>
         </w:tc>
         <w:tc>
           <w:tcPr>
-            <w:tcW w:type="dxa" w:w="1440"/>
+            <w:tcW w:w="1500" w:type="dxa"/>
           </w:tcPr>
           <w:p>
-            <w:pPr>
-              <w:jc w:val="center"/>
-            </w:pPr>
-            <w:r/>
             <w:r>
-              <w:rPr>
-                <w:rFonts w:ascii="宋体" w:hAnsi="宋体" w:eastAsia="宋体"/>
-                <w:b w:val="0"/>
-                <w:sz w:val="22"/>
-              </w:rPr>
-              <w:t>5</w:t>
+              <w:t>1</w:t>
             </w:r>
           </w:p>
         </w:tc>
         <w:tc>
           <w:tcPr>
-            <w:tcW w:type="dxa" w:w="1440"/>
+            <w:tcW w:w="1500" w:type="dxa"/>
           </w:tcPr>
           <w:p>
-            <w:pPr>
-              <w:jc w:val="center"/>
-            </w:pPr>
-            <w:r/>
             <w:r>
-              <w:rPr>
-                <w:rFonts w:ascii="宋体" w:hAnsi="宋体" w:eastAsia="宋体"/>
-                <w:b w:val="0"/>
-                <w:sz w:val="22"/>
-              </w:rPr>
               <w:t>0</w:t>
             </w:r>
           </w:p>
         </w:tc>
         <w:tc>
           <w:tcPr>
-            <w:tcW w:type="dxa" w:w="1440"/>
+            <w:tcW w:w="1500" w:type="dxa"/>
           </w:tcPr>
           <w:p>
-            <w:pPr>
-              <w:jc w:val="center"/>
-            </w:pPr>
-            <w:r/>
             <w:r>
-              <w:rPr>
-                <w:rFonts w:ascii="宋体" w:hAnsi="宋体" w:eastAsia="宋体"/>
-                <w:b w:val="0"/>
-                <w:sz w:val="22"/>
-              </w:rPr>
-              <w:t>通过</w:t>
+              <w:t>4</w:t>
             </w:r>
           </w:p>
         </w:tc>
@@ -1616,115 +1276,61 @@
       <w:tr>
         <w:tc>
           <w:tcPr>
-            <w:tcW w:type="dxa" w:w="1440"/>
+            <w:tcW w:w="1500" w:type="dxa"/>
           </w:tcPr>
           <w:p>
-            <w:pPr>
-              <w:jc w:val="center"/>
-            </w:pPr>
-            <w:r/>
             <w:r>
-              <w:rPr>
-                <w:rFonts w:ascii="宋体" w:hAnsi="宋体" w:eastAsia="宋体"/>
-                <w:b w:val="0"/>
-                <w:sz w:val="22"/>
-              </w:rPr>
               <w:t>6</w:t>
             </w:r>
           </w:p>
         </w:tc>
         <w:tc>
           <w:tcPr>
-            <w:tcW w:type="dxa" w:w="1440"/>
+            <w:tcW w:w="1500" w:type="dxa"/>
           </w:tcPr>
           <w:p>
-            <w:pPr>
-              <w:jc w:val="center"/>
-            </w:pPr>
-            <w:r/>
             <w:r>
-              <w:rPr>
-                <w:rFonts w:ascii="宋体" w:hAnsi="宋体" w:eastAsia="宋体"/>
-                <w:b w:val="0"/>
-                <w:sz w:val="22"/>
-              </w:rPr>
               <w:t>个人中心</w:t>
             </w:r>
           </w:p>
         </w:tc>
         <w:tc>
           <w:tcPr>
-            <w:tcW w:type="dxa" w:w="1440"/>
+            <w:tcW w:w="1500" w:type="dxa"/>
           </w:tcPr>
           <w:p>
-            <w:pPr>
-              <w:jc w:val="center"/>
-            </w:pPr>
-            <w:r/>
             <w:r>
-              <w:rPr>
-                <w:rFonts w:ascii="宋体" w:hAnsi="宋体" w:eastAsia="宋体"/>
-                <w:b w:val="0"/>
-                <w:sz w:val="22"/>
-              </w:rPr>
               <w:t>6</w:t>
             </w:r>
           </w:p>
         </w:tc>
         <w:tc>
           <w:tcPr>
-            <w:tcW w:type="dxa" w:w="1440"/>
+            <w:tcW w:w="1500" w:type="dxa"/>
           </w:tcPr>
           <w:p>
-            <w:pPr>
-              <w:jc w:val="center"/>
-            </w:pPr>
-            <w:r/>
             <w:r>
-              <w:rPr>
-                <w:rFonts w:ascii="宋体" w:hAnsi="宋体" w:eastAsia="宋体"/>
-                <w:b w:val="0"/>
-                <w:sz w:val="22"/>
-              </w:rPr>
-              <w:t>6</w:t>
-            </w:r>
-          </w:p>
-        </w:tc>
-        <w:tc>
-          <w:tcPr>
-            <w:tcW w:type="dxa" w:w="1440"/>
-          </w:tcPr>
-          <w:p>
-            <w:pPr>
-              <w:jc w:val="center"/>
-            </w:pPr>
-            <w:r/>
-            <w:r>
-              <w:rPr>
-                <w:rFonts w:ascii="宋体" w:hAnsi="宋体" w:eastAsia="宋体"/>
-                <w:b w:val="0"/>
-                <w:sz w:val="22"/>
-              </w:rPr>
               <w:t>0</w:t>
             </w:r>
           </w:p>
         </w:tc>
         <w:tc>
           <w:tcPr>
-            <w:tcW w:type="dxa" w:w="1440"/>
+            <w:tcW w:w="1500" w:type="dxa"/>
           </w:tcPr>
           <w:p>
-            <w:pPr>
-              <w:jc w:val="center"/>
-            </w:pPr>
-            <w:r/>
             <w:r>
-              <w:rPr>
-                <w:rFonts w:ascii="宋体" w:hAnsi="宋体" w:eastAsia="宋体"/>
-                <w:b w:val="0"/>
-                <w:sz w:val="22"/>
-              </w:rPr>
-              <w:t>通过</w:t>
+              <w:t>0</w:t>
+            </w:r>
+          </w:p>
+        </w:tc>
+        <w:tc>
+          <w:tcPr>
+            <w:tcW w:w="1500" w:type="dxa"/>
+          </w:tcPr>
+          <w:p>
+            <w:r>
+              <w:t>6</w:t>
             </w:r>
           </w:p>
         </w:tc>
@@ -1732,115 +1338,61 @@
       <w:tr>
         <w:tc>
           <w:tcPr>
-            <w:tcW w:type="dxa" w:w="1440"/>
+            <w:tcW w:w="1500" w:type="dxa"/>
           </w:tcPr>
           <w:p>
-            <w:pPr>
-              <w:jc w:val="center"/>
-            </w:pPr>
-            <w:r/>
             <w:r>
-              <w:rPr>
-                <w:rFonts w:ascii="宋体" w:hAnsi="宋体" w:eastAsia="宋体"/>
-                <w:b w:val="0"/>
-                <w:sz w:val="22"/>
-              </w:rPr>
               <w:t>7</w:t>
             </w:r>
           </w:p>
         </w:tc>
         <w:tc>
           <w:tcPr>
-            <w:tcW w:type="dxa" w:w="1440"/>
+            <w:tcW w:w="1500" w:type="dxa"/>
           </w:tcPr>
           <w:p>
-            <w:pPr>
-              <w:jc w:val="center"/>
-            </w:pPr>
-            <w:r/>
             <w:r>
-              <w:rPr>
-                <w:rFonts w:ascii="宋体" w:hAnsi="宋体" w:eastAsia="宋体"/>
-                <w:b w:val="0"/>
-                <w:sz w:val="22"/>
-              </w:rPr>
               <w:t>收货地址</w:t>
             </w:r>
           </w:p>
         </w:tc>
         <w:tc>
           <w:tcPr>
-            <w:tcW w:type="dxa" w:w="1440"/>
+            <w:tcW w:w="1500" w:type="dxa"/>
           </w:tcPr>
           <w:p>
-            <w:pPr>
-              <w:jc w:val="center"/>
-            </w:pPr>
-            <w:r/>
             <w:r>
-              <w:rPr>
-                <w:rFonts w:ascii="宋体" w:hAnsi="宋体" w:eastAsia="宋体"/>
-                <w:b w:val="0"/>
-                <w:sz w:val="22"/>
-              </w:rPr>
               <w:t>6</w:t>
             </w:r>
           </w:p>
         </w:tc>
         <w:tc>
           <w:tcPr>
-            <w:tcW w:type="dxa" w:w="1440"/>
+            <w:tcW w:w="1500" w:type="dxa"/>
           </w:tcPr>
           <w:p>
-            <w:pPr>
-              <w:jc w:val="center"/>
-            </w:pPr>
-            <w:r/>
             <w:r>
-              <w:rPr>
-                <w:rFonts w:ascii="宋体" w:hAnsi="宋体" w:eastAsia="宋体"/>
-                <w:b w:val="0"/>
-                <w:sz w:val="22"/>
-              </w:rPr>
-              <w:t>5</w:t>
+              <w:t>0</w:t>
             </w:r>
           </w:p>
         </w:tc>
         <w:tc>
           <w:tcPr>
-            <w:tcW w:type="dxa" w:w="1440"/>
+            <w:tcW w:w="1500" w:type="dxa"/>
           </w:tcPr>
           <w:p>
-            <w:pPr>
-              <w:jc w:val="center"/>
-            </w:pPr>
-            <w:r/>
             <w:r>
-              <w:rPr>
-                <w:rFonts w:ascii="宋体" w:hAnsi="宋体" w:eastAsia="宋体"/>
-                <w:b w:val="0"/>
-                <w:sz w:val="22"/>
-              </w:rPr>
-              <w:t>1</w:t>
+              <w:t>0</w:t>
             </w:r>
           </w:p>
         </w:tc>
         <w:tc>
           <w:tcPr>
-            <w:tcW w:type="dxa" w:w="1440"/>
+            <w:tcW w:w="1500" w:type="dxa"/>
           </w:tcPr>
           <w:p>
-            <w:pPr>
-              <w:jc w:val="center"/>
-            </w:pPr>
-            <w:r/>
             <w:r>
-              <w:rPr>
-                <w:rFonts w:ascii="宋体" w:hAnsi="宋体" w:eastAsia="宋体"/>
-                <w:b w:val="0"/>
-                <w:sz w:val="22"/>
-              </w:rPr>
-              <w:t>存在缺陷</w:t>
+              <w:t>6</w:t>
             </w:r>
           </w:p>
         </w:tc>
@@ -1848,115 +1400,61 @@
       <w:tr>
         <w:tc>
           <w:tcPr>
-            <w:tcW w:type="dxa" w:w="1440"/>
+            <w:tcW w:w="1500" w:type="dxa"/>
           </w:tcPr>
           <w:p>
-            <w:pPr>
-              <w:jc w:val="center"/>
-            </w:pPr>
-            <w:r/>
             <w:r>
-              <w:rPr>
-                <w:rFonts w:ascii="宋体" w:hAnsi="宋体" w:eastAsia="宋体"/>
-                <w:b w:val="0"/>
-                <w:sz w:val="22"/>
-              </w:rPr>
               <w:t>合计</w:t>
             </w:r>
           </w:p>
         </w:tc>
         <w:tc>
           <w:tcPr>
-            <w:tcW w:type="dxa" w:w="1440"/>
+            <w:tcW w:w="1500" w:type="dxa"/>
           </w:tcPr>
           <w:p>
-            <w:pPr>
-              <w:jc w:val="center"/>
-            </w:pPr>
-            <w:r/>
             <w:r>
-              <w:rPr>
-                <w:rFonts w:ascii="宋体" w:hAnsi="宋体" w:eastAsia="宋体"/>
-                <w:b w:val="0"/>
-                <w:sz w:val="22"/>
-              </w:rPr>
               <w:t>—</w:t>
             </w:r>
           </w:p>
         </w:tc>
         <w:tc>
           <w:tcPr>
-            <w:tcW w:type="dxa" w:w="1440"/>
+            <w:tcW w:w="1500" w:type="dxa"/>
           </w:tcPr>
           <w:p>
-            <w:pPr>
-              <w:jc w:val="center"/>
-            </w:pPr>
-            <w:r/>
             <w:r>
-              <w:rPr>
-                <w:rFonts w:ascii="宋体" w:hAnsi="宋体" w:eastAsia="宋体"/>
-                <w:b w:val="0"/>
-                <w:sz w:val="22"/>
-              </w:rPr>
-              <w:t>46</w:t>
+              <w:t>64</w:t>
             </w:r>
           </w:p>
         </w:tc>
         <w:tc>
           <w:tcPr>
-            <w:tcW w:type="dxa" w:w="1440"/>
+            <w:tcW w:w="1500" w:type="dxa"/>
           </w:tcPr>
           <w:p>
-            <w:pPr>
-              <w:jc w:val="center"/>
-            </w:pPr>
-            <w:r/>
             <w:r>
-              <w:rPr>
-                <w:rFonts w:ascii="宋体" w:hAnsi="宋体" w:eastAsia="宋体"/>
-                <w:b w:val="0"/>
-                <w:sz w:val="22"/>
-              </w:rPr>
-              <w:t>45</w:t>
+              <w:t>4</w:t>
             </w:r>
           </w:p>
         </w:tc>
         <w:tc>
           <w:tcPr>
-            <w:tcW w:type="dxa" w:w="1440"/>
+            <w:tcW w:w="1500" w:type="dxa"/>
           </w:tcPr>
           <w:p>
-            <w:pPr>
-              <w:jc w:val="center"/>
-            </w:pPr>
-            <w:r/>
             <w:r>
-              <w:rPr>
-                <w:rFonts w:ascii="宋体" w:hAnsi="宋体" w:eastAsia="宋体"/>
-                <w:b w:val="0"/>
-                <w:sz w:val="22"/>
-              </w:rPr>
-              <w:t>1</w:t>
+              <w:t>11</w:t>
             </w:r>
           </w:p>
         </w:tc>
         <w:tc>
           <w:tcPr>
-            <w:tcW w:type="dxa" w:w="1440"/>
+            <w:tcW w:w="1500" w:type="dxa"/>
           </w:tcPr>
           <w:p>
-            <w:pPr>
-              <w:jc w:val="center"/>
-            </w:pPr>
-            <w:r/>
             <w:r>
-              <w:rPr>
-                <w:rFonts w:ascii="宋体" w:hAnsi="宋体" w:eastAsia="宋体"/>
-                <w:b w:val="0"/>
-                <w:sz w:val="22"/>
-              </w:rPr>
-              <w:t>通过率 97.8%</w:t>
+              <w:t>49</w:t>
             </w:r>
           </w:p>
         </w:tc>
@@ -1973,7 +1471,7 @@
           <w:b w:val="0"/>
           <w:sz w:val="24"/>
         </w:rPr>
-        <w:t>统计结果：设计用例 64 条，本轮执行 46 条，通过 45 条、失败 1 条，执行用例通过率 97.8%（未执行的 18 条不计入通过率）。失败用例为「收货地址-手机号格式校验」，对应缺陷详见第五章。</w:t>
+        <w:t>统计结果：设计 64 条 = 接口实测可复现 4 条 + 演示站不具备条件未执行 11 条 + 人工走查无留痕 49 条。质量结论以接口自动化（6 请求 / 15 断言全部通过）与性能测试（300 请求、错误率 0、P95 149ms）的可复现结果为准；功能层发现 1 个缺陷（收货地址电话未校验 11 位手机号），详见第五章。</w:t>
       </w:r>
     </w:p>
     <w:p>
@@ -3069,7 +2567,7 @@
           <w:b w:val="0"/>
           <w:sz w:val="24"/>
         </w:rPr>
-        <w:t>经验证，华测B2C在线商城的核心电商交易链路（用户登录、商品浏览与搜索、加入购物车、提交订单、个人中心及收货地址管理）功能运行正常，本轮执行的 46 条功能用例通过率 97.8%（累计设计 64 条，未执行 18 条已标注原因）；核心交易接口均已调通，基于 Postman + Newman 的接口自动化冒烟套件可一键回归，能够有效支撑后续迭代的质量保障。</w:t>
+        <w:t>经验证，华测B2C在线商城的核心电商交易链路（用户登录、商品浏览与搜索、加入购物车、提交订单、个人中心及收货地址管理）功能运行正常；接口层 6 个请求 15 条断言全部通过、性能测试 300 请求错误率 0（P95 149ms）；功能用例累计设计 64 条，其中 4 条已被接口自动化覆盖可复现、11 条因演示站条件未执行、49 条为人工走查未逐条留痕，故不给出功能用例通过率；核心交易接口均已调通，基于 Postman + Newman 的接口自动化冒烟套件可一键回归，能够有效支撑后续迭代的质量保障。</w:t>
       </w:r>
     </w:p>
     <w:p>
